--- a/cf/jm/u/files/u033.docx
+++ b/cf/jm/u/files/u033.docx
@@ -20,7 +20,7 @@
     </w:p>
     <w:p>
       <w:r>
-        <w:t>請針對每個題目，把答案填在「回答：」後面（越具體越好）；填好後請放回您的部門資料夾即可，不需回信。</w:t>
+        <w:t>這份問卷是想更了解您的實際作業，好把您的 AI 助理做得更貼近需求。第一部分請把答案填在「回答：」後面（越具體越好）；第二部分只是先讓您了解，之後用的時候再一起調整，不用現在填。填好後放回您的部門資料夾即可，不需回信。</w:t>
       </w:r>
     </w:p>
     <w:p>
@@ -32,8 +32,16 @@
       </w:r>
     </w:p>
     <w:p>
+      <w:pPr>
+        <w:pStyle w:val="Heading2"/>
+      </w:pPr>
       <w:r>
-        <w:t>1. 客戶系統下載的未結訂單Excel固定欄位為何？以料號還是訂單號比對廠內交期？</w:t>
+        <w:t>一、請您提供或確認的事情</w:t>
+      </w:r>
+    </w:p>
+    <w:p>
+      <w:r>
+        <w:t>1. 你想請 AI 幫你做哪一件事？（每週把客戶系統下載的未結訂單，跟生管回覆的廠內交期對一對，算出實際可出貨日期）</w:t>
       </w:r>
     </w:p>
     <w:p>
@@ -43,7 +51,7 @@
     </w:p>
     <w:p>
       <w:r>
-        <w:t>2. 生管回覆交期以什麼形式提供（Excel、郵件、系統）？能否併入同一份資料？</w:t>
+        <w:t>2. 資料從哪裡來？（從客戶系統下載的未結訂單 Excel，放在 R 槽共用資料夾；加上生管回覆的廠內交期）</w:t>
       </w:r>
     </w:p>
     <w:p>
@@ -53,7 +61,7 @@
     </w:p>
     <w:p>
       <w:r>
-        <w:t>3. 出貨車趟頻率與『實際可出貨日』的計算規則請確認（取完工日與車趟日較晚者？）。</w:t>
+        <w:t>3. 你希望它最後生出什麼？（一張『交期核對清單』，標出每筆是達標、落後、提前還是待生管回覆，加上要協調的清單）</w:t>
       </w:r>
     </w:p>
     <w:p>
@@ -63,7 +71,7 @@
     </w:p>
     <w:p>
       <w:r>
-        <w:t>4. 交期狀態要分哪幾類（達標／落後／提前／待生管回覆／待料延後）？</w:t>
+        <w:t>4. 算實際可出貨日的規矩是什麼？（取廠內可完工日和出貨車趟日『比較晚的那一個』；早於客戶要求日算達標，晚了算落後）</w:t>
       </w:r>
     </w:p>
     <w:p>
@@ -73,7 +81,7 @@
     </w:p>
     <w:p>
       <w:r>
-        <w:t>5. 落後的訂單後續由誰協調、標示方式為何？</w:t>
+        <w:t>5. 有沒有一定要守住的？（缺生管回覆的訂單要標『待生管回覆』，不能自己假設完工日；日期照實抄不能編）</w:t>
       </w:r>
     </w:p>
     <w:p>
@@ -83,12 +91,45 @@
     </w:p>
     <w:p>
       <w:r>
-        <w:t>6. 整理後的Excel需符合客戶系統上傳格式嗎？欄位順序有無限制？</w:t>
+        <w:t>6. 先講清楚：它只出清單草稿，不會直接回寫客戶系統，要你確認後再上傳</w:t>
       </w:r>
     </w:p>
     <w:p>
       <w:r>
         <w:t>回答：</w:t>
+      </w:r>
+    </w:p>
+    <w:p>
+      <w:pPr>
+        <w:pStyle w:val="Heading2"/>
+      </w:pPr>
+      <w:r>
+        <w:t>二、要用了之後、跟 AI 一起調整的事情（先了解即可，不用現在填）</w:t>
+      </w:r>
+    </w:p>
+    <w:p>
+      <w:r>
+        <w:t>• 拿含『達標／落後／缺料延後／缺生管回覆』四種狀況的真實資料給它跑，看狀態判定和差異天數算得對不對</w:t>
+      </w:r>
+    </w:p>
+    <w:p>
+      <w:r>
+        <w:t>• 確認缺生管回覆的訂單真的被標『待生管回覆』，如果它自己假設完工日，就要在提示詞裡加強這條規矩</w:t>
+      </w:r>
+    </w:p>
+    <w:p>
+      <w:r>
+        <w:t>• 如果差異天數常算錯，檢查車趟頻率、狀態定義有沒有正確放進知識庫</w:t>
+      </w:r>
+    </w:p>
+    <w:p>
+      <w:r>
+        <w:t>• 車趟或交期判定規則一有調整，記得同步更新知識庫，它才會跟著改</w:t>
+      </w:r>
+    </w:p>
+    <w:p>
+      <w:r>
+        <w:t>• 用順之後把它最容易誤判的情況整理成範例，餵回去讓它越來越準</w:t>
       </w:r>
     </w:p>
     <w:p/>
